--- a/outputs/formatted_TEST.docx
+++ b/outputs/formatted_TEST.docx
@@ -447,12 +447,1132 @@
     </w:p>
     <w:p>
       <w:pPr>
+        <w:jc w:val="center"/>
+      </w:pPr>
+      <w:r>
+        <w:rPr>
+          <w:b/>
+        </w:rPr>
+        <w:t>TABLE I</w:t>
+      </w:r>
+    </w:p>
+    <w:p>
+      <w:pPr>
+        <w:jc w:val="center"/>
+      </w:pPr>
+      <w:r>
+        <w:rPr>
+          <w:b/>
+        </w:rPr>
+        <w:t>SAMPLE TABLE SHOWING DATA</w:t>
+      </w:r>
+    </w:p>
+    <w:tbl>
+      <w:tblPr>
+        <w:tblW w:type="auto" w:w="0"/>
+        <w:jc w:val="center"/>
+        <w:tblLook w:firstColumn="1" w:firstRow="1" w:lastColumn="0" w:lastRow="0" w:noHBand="0" w:noVBand="1" w:val="04A0"/>
+      </w:tblPr>
+      <w:tblGrid>
+        <w:gridCol w:w="2530"/>
+        <w:gridCol w:w="2530"/>
+        <w:gridCol w:w="2530"/>
+        <w:gridCol w:w="2530"/>
+      </w:tblGrid>
+      <w:tr>
+        <w:tc>
+          <w:tcPr>
+            <w:tcW w:type="dxa" w:w="2530"/>
+          </w:tcPr>
+          <w:p>
+            <w:r>
+              <w:t>Q. No.</w:t>
+            </w:r>
+          </w:p>
+        </w:tc>
+        <w:tc>
+          <w:tcPr>
+            <w:tcW w:type="dxa" w:w="2530"/>
+          </w:tcPr>
+          <w:p>
+            <w:r>
+              <w:t>Question</w:t>
+            </w:r>
+          </w:p>
+        </w:tc>
+        <w:tc>
+          <w:tcPr>
+            <w:tcW w:type="dxa" w:w="2530"/>
+          </w:tcPr>
+          <w:p>
+            <w:r>
+              <w:t>Type</w:t>
+            </w:r>
+          </w:p>
+        </w:tc>
+        <w:tc>
+          <w:tcPr>
+            <w:tcW w:type="dxa" w:w="2530"/>
+          </w:tcPr>
+          <w:p>
+            <w:r>
+              <w:t>Options</w:t>
+            </w:r>
+          </w:p>
+        </w:tc>
+      </w:tr>
+      <w:tr>
+        <w:tc>
+          <w:tcPr>
+            <w:tcW w:type="dxa" w:w="2530"/>
+          </w:tcPr>
+          <w:p>
+            <w:r>
+              <w:t>1</w:t>
+            </w:r>
+          </w:p>
+        </w:tc>
+        <w:tc>
+          <w:tcPr>
+            <w:tcW w:type="dxa" w:w="2530"/>
+          </w:tcPr>
+          <w:p>
+            <w:r>
+              <w:t>Age Group</w:t>
+            </w:r>
+          </w:p>
+        </w:tc>
+        <w:tc>
+          <w:tcPr>
+            <w:tcW w:type="dxa" w:w="2530"/>
+          </w:tcPr>
+          <w:p>
+            <w:r>
+              <w:t>MCQ</w:t>
+            </w:r>
+          </w:p>
+        </w:tc>
+        <w:tc>
+          <w:tcPr>
+            <w:tcW w:type="dxa" w:w="2530"/>
+          </w:tcPr>
+          <w:p>
+            <w:r>
+              <w:t>Below 18 / 18–30 / 31–45 / Above 45</w:t>
+            </w:r>
+          </w:p>
+        </w:tc>
+      </w:tr>
+      <w:tr>
+        <w:tc>
+          <w:tcPr>
+            <w:tcW w:type="dxa" w:w="2530"/>
+          </w:tcPr>
+          <w:p>
+            <w:r>
+              <w:t>2</w:t>
+            </w:r>
+          </w:p>
+        </w:tc>
+        <w:tc>
+          <w:tcPr>
+            <w:tcW w:type="dxa" w:w="2530"/>
+          </w:tcPr>
+          <w:p>
+            <w:r>
+              <w:t>Education Level</w:t>
+            </w:r>
+          </w:p>
+        </w:tc>
+        <w:tc>
+          <w:tcPr>
+            <w:tcW w:type="dxa" w:w="2530"/>
+          </w:tcPr>
+          <w:p>
+            <w:r>
+              <w:t>MCQ</w:t>
+            </w:r>
+          </w:p>
+        </w:tc>
+        <w:tc>
+          <w:tcPr>
+            <w:tcW w:type="dxa" w:w="2530"/>
+          </w:tcPr>
+          <w:p>
+            <w:r>
+              <w:t>No schooling / Up to 5th / 6th–10th / 11th and above</w:t>
+            </w:r>
+          </w:p>
+        </w:tc>
+      </w:tr>
+      <w:tr>
+        <w:tc>
+          <w:tcPr>
+            <w:tcW w:type="dxa" w:w="2530"/>
+          </w:tcPr>
+          <w:p>
+            <w:r>
+              <w:t>3</w:t>
+            </w:r>
+          </w:p>
+        </w:tc>
+        <w:tc>
+          <w:tcPr>
+            <w:tcW w:type="dxa" w:w="2530"/>
+          </w:tcPr>
+          <w:p>
+            <w:r>
+              <w:t>Work/Activities</w:t>
+            </w:r>
+          </w:p>
+        </w:tc>
+        <w:tc>
+          <w:tcPr>
+            <w:tcW w:type="dxa" w:w="2530"/>
+          </w:tcPr>
+          <w:p>
+            <w:r>
+              <w:t>Checkbox</w:t>
+            </w:r>
+          </w:p>
+        </w:tc>
+        <w:tc>
+          <w:tcPr>
+            <w:tcW w:type="dxa" w:w="2530"/>
+          </w:tcPr>
+          <w:p>
+            <w:r>
+              <w:t>Household / Stitching / Handicrafts / Farming / Shop help / Teaching / None / Other</w:t>
+            </w:r>
+          </w:p>
+        </w:tc>
+      </w:tr>
+      <w:tr>
+        <w:tc>
+          <w:tcPr>
+            <w:tcW w:type="dxa" w:w="2530"/>
+          </w:tcPr>
+          <w:p>
+            <w:r>
+              <w:t>4</w:t>
+            </w:r>
+          </w:p>
+        </w:tc>
+        <w:tc>
+          <w:tcPr>
+            <w:tcW w:type="dxa" w:w="2530"/>
+          </w:tcPr>
+          <w:p>
+            <w:r>
+              <w:t>Skills for earning</w:t>
+            </w:r>
+          </w:p>
+        </w:tc>
+        <w:tc>
+          <w:tcPr>
+            <w:tcW w:type="dxa" w:w="2530"/>
+          </w:tcPr>
+          <w:p>
+            <w:r>
+              <w:t>MCQ</w:t>
+            </w:r>
+          </w:p>
+        </w:tc>
+        <w:tc>
+          <w:tcPr>
+            <w:tcW w:type="dxa" w:w="2530"/>
+          </w:tcPr>
+          <w:p>
+            <w:r>
+              <w:t>Yes / Maybe / No</w:t>
+            </w:r>
+          </w:p>
+        </w:tc>
+      </w:tr>
+      <w:tr>
+        <w:tc>
+          <w:tcPr>
+            <w:tcW w:type="dxa" w:w="2530"/>
+          </w:tcPr>
+          <w:p>
+            <w:r>
+              <w:t>5</w:t>
+            </w:r>
+          </w:p>
+        </w:tc>
+        <w:tc>
+          <w:tcPr>
+            <w:tcW w:type="dxa" w:w="2530"/>
+          </w:tcPr>
+          <w:p>
+            <w:r>
+              <w:t>Currently earning</w:t>
+            </w:r>
+          </w:p>
+        </w:tc>
+        <w:tc>
+          <w:tcPr>
+            <w:tcW w:type="dxa" w:w="2530"/>
+          </w:tcPr>
+          <w:p>
+            <w:r>
+              <w:t>MCQ</w:t>
+            </w:r>
+          </w:p>
+        </w:tc>
+        <w:tc>
+          <w:tcPr>
+            <w:tcW w:type="dxa" w:w="2530"/>
+          </w:tcPr>
+          <w:p>
+            <w:r>
+              <w:t>Yes / No</w:t>
+            </w:r>
+          </w:p>
+        </w:tc>
+      </w:tr>
+      <w:tr>
+        <w:tc>
+          <w:tcPr>
+            <w:tcW w:type="dxa" w:w="2530"/>
+          </w:tcPr>
+          <w:p>
+            <w:r>
+              <w:t>6</w:t>
+            </w:r>
+          </w:p>
+        </w:tc>
+        <w:tc>
+          <w:tcPr>
+            <w:tcW w:type="dxa" w:w="2530"/>
+          </w:tcPr>
+          <w:p>
+            <w:r>
+              <w:t>Know how to find jobs</w:t>
+            </w:r>
+          </w:p>
+        </w:tc>
+        <w:tc>
+          <w:tcPr>
+            <w:tcW w:type="dxa" w:w="2530"/>
+          </w:tcPr>
+          <w:p>
+            <w:r>
+              <w:t>MCQ</w:t>
+            </w:r>
+          </w:p>
+        </w:tc>
+        <w:tc>
+          <w:tcPr>
+            <w:tcW w:type="dxa" w:w="2530"/>
+          </w:tcPr>
+          <w:p>
+            <w:r>
+              <w:t>Yes / Somewhat / No</w:t>
+            </w:r>
+          </w:p>
+        </w:tc>
+      </w:tr>
+      <w:tr>
+        <w:tc>
+          <w:tcPr>
+            <w:tcW w:type="dxa" w:w="2530"/>
+          </w:tcPr>
+          <w:p>
+            <w:r>
+              <w:t>7</w:t>
+            </w:r>
+          </w:p>
+        </w:tc>
+        <w:tc>
+          <w:tcPr>
+            <w:tcW w:type="dxa" w:w="2530"/>
+          </w:tcPr>
+          <w:p>
+            <w:r>
+              <w:t>Job sources</w:t>
+            </w:r>
+          </w:p>
+        </w:tc>
+        <w:tc>
+          <w:tcPr>
+            <w:tcW w:type="dxa" w:w="2530"/>
+          </w:tcPr>
+          <w:p>
+            <w:r>
+              <w:t>Checkbox</w:t>
+            </w:r>
+          </w:p>
+        </w:tc>
+        <w:tc>
+          <w:tcPr>
+            <w:tcW w:type="dxa" w:w="2530"/>
+          </w:tcPr>
+          <w:p>
+            <w:r>
+              <w:t>NGO / Friends / Online / Local / Don’t know</w:t>
+            </w:r>
+          </w:p>
+        </w:tc>
+      </w:tr>
+      <w:tr>
+        <w:tc>
+          <w:tcPr>
+            <w:tcW w:type="dxa" w:w="2530"/>
+          </w:tcPr>
+          <w:p>
+            <w:r>
+              <w:t>8</w:t>
+            </w:r>
+          </w:p>
+        </w:tc>
+        <w:tc>
+          <w:tcPr>
+            <w:tcW w:type="dxa" w:w="2530"/>
+          </w:tcPr>
+          <w:p>
+            <w:r>
+              <w:t>Awareness of PwD jobs</w:t>
+            </w:r>
+          </w:p>
+        </w:tc>
+        <w:tc>
+          <w:tcPr>
+            <w:tcW w:type="dxa" w:w="2530"/>
+          </w:tcPr>
+          <w:p>
+            <w:r>
+              <w:t>MCQ</w:t>
+            </w:r>
+          </w:p>
+        </w:tc>
+        <w:tc>
+          <w:tcPr>
+            <w:tcW w:type="dxa" w:w="2530"/>
+          </w:tcPr>
+          <w:p>
+            <w:r>
+              <w:t>Yes / No</w:t>
+            </w:r>
+          </w:p>
+        </w:tc>
+      </w:tr>
+      <w:tr>
+        <w:tc>
+          <w:tcPr>
+            <w:tcW w:type="dxa" w:w="2530"/>
+          </w:tcPr>
+          <w:p>
+            <w:r>
+              <w:t>9</w:t>
+            </w:r>
+          </w:p>
+        </w:tc>
+        <w:tc>
+          <w:tcPr>
+            <w:tcW w:type="dxa" w:w="2530"/>
+          </w:tcPr>
+          <w:p>
+            <w:r>
+              <w:t>Awareness of schemes</w:t>
+            </w:r>
+          </w:p>
+        </w:tc>
+        <w:tc>
+          <w:tcPr>
+            <w:tcW w:type="dxa" w:w="2530"/>
+          </w:tcPr>
+          <w:p>
+            <w:r>
+              <w:t>MCQ</w:t>
+            </w:r>
+          </w:p>
+        </w:tc>
+        <w:tc>
+          <w:tcPr>
+            <w:tcW w:type="dxa" w:w="2530"/>
+          </w:tcPr>
+          <w:p>
+            <w:r>
+              <w:t>Yes / No</w:t>
+            </w:r>
+          </w:p>
+        </w:tc>
+      </w:tr>
+      <w:tr>
+        <w:tc>
+          <w:tcPr>
+            <w:tcW w:type="dxa" w:w="2530"/>
+          </w:tcPr>
+          <w:p>
+            <w:r>
+              <w:t>10</w:t>
+            </w:r>
+          </w:p>
+        </w:tc>
+        <w:tc>
+          <w:tcPr>
+            <w:tcW w:type="dxa" w:w="2530"/>
+          </w:tcPr>
+          <w:p>
+            <w:r>
+              <w:t>Schemes helpful</w:t>
+            </w:r>
+          </w:p>
+        </w:tc>
+        <w:tc>
+          <w:tcPr>
+            <w:tcW w:type="dxa" w:w="2530"/>
+          </w:tcPr>
+          <w:p>
+            <w:r>
+              <w:t>MCQ</w:t>
+            </w:r>
+          </w:p>
+        </w:tc>
+        <w:tc>
+          <w:tcPr>
+            <w:tcW w:type="dxa" w:w="2530"/>
+          </w:tcPr>
+          <w:p>
+            <w:r>
+              <w:t>Yes / No / Not sure</w:t>
+            </w:r>
+          </w:p>
+        </w:tc>
+      </w:tr>
+      <w:tr>
+        <w:tc>
+          <w:tcPr>
+            <w:tcW w:type="dxa" w:w="2530"/>
+          </w:tcPr>
+          <w:p>
+            <w:r>
+              <w:t>11</w:t>
+            </w:r>
+          </w:p>
+        </w:tc>
+        <w:tc>
+          <w:tcPr>
+            <w:tcW w:type="dxa" w:w="2530"/>
+          </w:tcPr>
+          <w:p>
+            <w:r>
+              <w:t>Jobs based on disability</w:t>
+            </w:r>
+          </w:p>
+        </w:tc>
+        <w:tc>
+          <w:tcPr>
+            <w:tcW w:type="dxa" w:w="2530"/>
+          </w:tcPr>
+          <w:p>
+            <w:r>
+              <w:t>MCQ</w:t>
+            </w:r>
+          </w:p>
+        </w:tc>
+        <w:tc>
+          <w:tcPr>
+            <w:tcW w:type="dxa" w:w="2530"/>
+          </w:tcPr>
+          <w:p>
+            <w:r>
+              <w:t>Yes / No / Not sure</w:t>
+            </w:r>
+          </w:p>
+        </w:tc>
+      </w:tr>
+      <w:tr>
+        <w:tc>
+          <w:tcPr>
+            <w:tcW w:type="dxa" w:w="2530"/>
+          </w:tcPr>
+          <w:p>
+            <w:r>
+              <w:t>12</w:t>
+            </w:r>
+          </w:p>
+        </w:tc>
+        <w:tc>
+          <w:tcPr>
+            <w:tcW w:type="dxa" w:w="2530"/>
+          </w:tcPr>
+          <w:p>
+            <w:r>
+              <w:t>Prefer skill-based jobs</w:t>
+            </w:r>
+          </w:p>
+        </w:tc>
+        <w:tc>
+          <w:tcPr>
+            <w:tcW w:type="dxa" w:w="2530"/>
+          </w:tcPr>
+          <w:p>
+            <w:r>
+              <w:t>MCQ</w:t>
+            </w:r>
+          </w:p>
+        </w:tc>
+        <w:tc>
+          <w:tcPr>
+            <w:tcW w:type="dxa" w:w="2530"/>
+          </w:tcPr>
+          <w:p>
+            <w:r>
+              <w:t>Yes / No / Not sure</w:t>
+            </w:r>
+          </w:p>
+        </w:tc>
+      </w:tr>
+      <w:tr>
+        <w:tc>
+          <w:tcPr>
+            <w:tcW w:type="dxa" w:w="2530"/>
+          </w:tcPr>
+          <w:p>
+            <w:r>
+              <w:t>13</w:t>
+            </w:r>
+          </w:p>
+        </w:tc>
+        <w:tc>
+          <w:tcPr>
+            <w:tcW w:type="dxa" w:w="2530"/>
+          </w:tcPr>
+          <w:p>
+            <w:r>
+              <w:t>Problems in getting job</w:t>
+            </w:r>
+          </w:p>
+        </w:tc>
+        <w:tc>
+          <w:tcPr>
+            <w:tcW w:type="dxa" w:w="2530"/>
+          </w:tcPr>
+          <w:p>
+            <w:r>
+              <w:t>Checkbox</w:t>
+            </w:r>
+          </w:p>
+        </w:tc>
+        <w:tc>
+          <w:tcPr>
+            <w:tcW w:type="dxa" w:w="2530"/>
+          </w:tcPr>
+          <w:p>
+            <w:r>
+              <w:t>Awareness / Tech / Opportunities / Travel / Support</w:t>
+            </w:r>
+          </w:p>
+        </w:tc>
+      </w:tr>
+      <w:tr>
+        <w:tc>
+          <w:tcPr>
+            <w:tcW w:type="dxa" w:w="2530"/>
+          </w:tcPr>
+          <w:p>
+            <w:r>
+              <w:t>14</w:t>
+            </w:r>
+          </w:p>
+        </w:tc>
+        <w:tc>
+          <w:tcPr>
+            <w:tcW w:type="dxa" w:w="2530"/>
+          </w:tcPr>
+          <w:p>
+            <w:r>
+              <w:t>Use skill-based platform</w:t>
+            </w:r>
+          </w:p>
+        </w:tc>
+        <w:tc>
+          <w:tcPr>
+            <w:tcW w:type="dxa" w:w="2530"/>
+          </w:tcPr>
+          <w:p>
+            <w:r>
+              <w:t>MCQ</w:t>
+            </w:r>
+          </w:p>
+        </w:tc>
+        <w:tc>
+          <w:tcPr>
+            <w:tcW w:type="dxa" w:w="2530"/>
+          </w:tcPr>
+          <w:p>
+            <w:r>
+              <w:t>Yes / Maybe / No</w:t>
+            </w:r>
+          </w:p>
+        </w:tc>
+      </w:tr>
+    </w:tbl>
+    <w:p>
+      <w:pPr>
         <w:pStyle w:val="Heading2"/>
       </w:pPr>
       <w:r>
         <w:t>Questionnaire for Activity 3 (Tabular Form)</w:t>
       </w:r>
     </w:p>
+    <w:p>
+      <w:pPr>
+        <w:jc w:val="center"/>
+      </w:pPr>
+      <w:r>
+        <w:rPr>
+          <w:b/>
+        </w:rPr>
+        <w:t>TABLE II</w:t>
+      </w:r>
+    </w:p>
+    <w:p>
+      <w:pPr>
+        <w:jc w:val="center"/>
+      </w:pPr>
+      <w:r>
+        <w:rPr>
+          <w:b/>
+        </w:rPr>
+        <w:t>SAMPLE TABLE SHOWING DATA</w:t>
+      </w:r>
+    </w:p>
+    <w:tbl>
+      <w:tblPr>
+        <w:tblW w:type="auto" w:w="0"/>
+        <w:jc w:val="center"/>
+        <w:tblLook w:firstColumn="1" w:firstRow="1" w:lastColumn="0" w:lastRow="0" w:noHBand="0" w:noVBand="1" w:val="04A0"/>
+      </w:tblPr>
+      <w:tblGrid>
+        <w:gridCol w:w="2530"/>
+        <w:gridCol w:w="2530"/>
+        <w:gridCol w:w="2530"/>
+        <w:gridCol w:w="2530"/>
+      </w:tblGrid>
+      <w:tr>
+        <w:tc>
+          <w:tcPr>
+            <w:tcW w:type="dxa" w:w="2530"/>
+          </w:tcPr>
+          <w:p>
+            <w:r>
+              <w:t>Q. No.</w:t>
+            </w:r>
+          </w:p>
+        </w:tc>
+        <w:tc>
+          <w:tcPr>
+            <w:tcW w:type="dxa" w:w="2530"/>
+          </w:tcPr>
+          <w:p>
+            <w:r>
+              <w:t>Question</w:t>
+            </w:r>
+          </w:p>
+        </w:tc>
+        <w:tc>
+          <w:tcPr>
+            <w:tcW w:type="dxa" w:w="2530"/>
+          </w:tcPr>
+          <w:p>
+            <w:r>
+              <w:t>Type</w:t>
+            </w:r>
+          </w:p>
+        </w:tc>
+        <w:tc>
+          <w:tcPr>
+            <w:tcW w:type="dxa" w:w="2530"/>
+          </w:tcPr>
+          <w:p>
+            <w:r>
+              <w:t>Options</w:t>
+            </w:r>
+          </w:p>
+        </w:tc>
+      </w:tr>
+      <w:tr>
+        <w:tc>
+          <w:tcPr>
+            <w:tcW w:type="dxa" w:w="2530"/>
+          </w:tcPr>
+          <w:p>
+            <w:r>
+              <w:t>1</w:t>
+            </w:r>
+          </w:p>
+        </w:tc>
+        <w:tc>
+          <w:tcPr>
+            <w:tcW w:type="dxa" w:w="2530"/>
+          </w:tcPr>
+          <w:p>
+            <w:r>
+              <w:t>Understand platform idea</w:t>
+            </w:r>
+          </w:p>
+        </w:tc>
+        <w:tc>
+          <w:tcPr>
+            <w:tcW w:type="dxa" w:w="2530"/>
+          </w:tcPr>
+          <w:p>
+            <w:r>
+              <w:t>MCQ</w:t>
+            </w:r>
+          </w:p>
+        </w:tc>
+        <w:tc>
+          <w:tcPr>
+            <w:tcW w:type="dxa" w:w="2530"/>
+          </w:tcPr>
+          <w:p>
+            <w:r>
+              <w:t>Yes / Partially / No</w:t>
+            </w:r>
+          </w:p>
+        </w:tc>
+      </w:tr>
+      <w:tr>
+        <w:tc>
+          <w:tcPr>
+            <w:tcW w:type="dxa" w:w="2530"/>
+          </w:tcPr>
+          <w:p>
+            <w:r>
+              <w:t>2</w:t>
+            </w:r>
+          </w:p>
+        </w:tc>
+        <w:tc>
+          <w:tcPr>
+            <w:tcW w:type="dxa" w:w="2530"/>
+          </w:tcPr>
+          <w:p>
+            <w:r>
+              <w:t>Platform helps in job</w:t>
+            </w:r>
+          </w:p>
+        </w:tc>
+        <w:tc>
+          <w:tcPr>
+            <w:tcW w:type="dxa" w:w="2530"/>
+          </w:tcPr>
+          <w:p>
+            <w:r>
+              <w:t>MCQ</w:t>
+            </w:r>
+          </w:p>
+        </w:tc>
+        <w:tc>
+          <w:tcPr>
+            <w:tcW w:type="dxa" w:w="2530"/>
+          </w:tcPr>
+          <w:p>
+            <w:r>
+              <w:t>Yes / Maybe / No</w:t>
+            </w:r>
+          </w:p>
+        </w:tc>
+      </w:tr>
+      <w:tr>
+        <w:tc>
+          <w:tcPr>
+            <w:tcW w:type="dxa" w:w="2530"/>
+          </w:tcPr>
+          <w:p>
+            <w:r>
+              <w:t>3</w:t>
+            </w:r>
+          </w:p>
+        </w:tc>
+        <w:tc>
+          <w:tcPr>
+            <w:tcW w:type="dxa" w:w="2530"/>
+          </w:tcPr>
+          <w:p>
+            <w:r>
+              <w:t>Focus on skills vs disability</w:t>
+            </w:r>
+          </w:p>
+        </w:tc>
+        <w:tc>
+          <w:tcPr>
+            <w:tcW w:type="dxa" w:w="2530"/>
+          </w:tcPr>
+          <w:p>
+            <w:r>
+              <w:t>MCQ</w:t>
+            </w:r>
+          </w:p>
+        </w:tc>
+        <w:tc>
+          <w:tcPr>
+            <w:tcW w:type="dxa" w:w="2530"/>
+          </w:tcPr>
+          <w:p>
+            <w:r>
+              <w:t>Yes / No / Not sure</w:t>
+            </w:r>
+          </w:p>
+        </w:tc>
+      </w:tr>
+      <w:tr>
+        <w:tc>
+          <w:tcPr>
+            <w:tcW w:type="dxa" w:w="2530"/>
+          </w:tcPr>
+          <w:p>
+            <w:r>
+              <w:t>4</w:t>
+            </w:r>
+          </w:p>
+        </w:tc>
+        <w:tc>
+          <w:tcPr>
+            <w:tcW w:type="dxa" w:w="2530"/>
+          </w:tcPr>
+          <w:p>
+            <w:r>
+              <w:t>Ease of use</w:t>
+            </w:r>
+          </w:p>
+        </w:tc>
+        <w:tc>
+          <w:tcPr>
+            <w:tcW w:type="dxa" w:w="2530"/>
+          </w:tcPr>
+          <w:p>
+            <w:r>
+              <w:t>MCQ</w:t>
+            </w:r>
+          </w:p>
+        </w:tc>
+        <w:tc>
+          <w:tcPr>
+            <w:tcW w:type="dxa" w:w="2530"/>
+          </w:tcPr>
+          <w:p>
+            <w:r>
+              <w:t>Easy / Difficult / Not sure</w:t>
+            </w:r>
+          </w:p>
+        </w:tc>
+      </w:tr>
+      <w:tr>
+        <w:tc>
+          <w:tcPr>
+            <w:tcW w:type="dxa" w:w="2530"/>
+          </w:tcPr>
+          <w:p>
+            <w:r>
+              <w:t>5</w:t>
+            </w:r>
+          </w:p>
+        </w:tc>
+        <w:tc>
+          <w:tcPr>
+            <w:tcW w:type="dxa" w:w="2530"/>
+          </w:tcPr>
+          <w:p>
+            <w:r>
+              <w:t>Difficulty faced</w:t>
+            </w:r>
+          </w:p>
+        </w:tc>
+        <w:tc>
+          <w:tcPr>
+            <w:tcW w:type="dxa" w:w="2530"/>
+          </w:tcPr>
+          <w:p>
+            <w:r>
+              <w:t>Short Answer</w:t>
+            </w:r>
+          </w:p>
+        </w:tc>
+        <w:tc>
+          <w:tcPr>
+            <w:tcW w:type="dxa" w:w="2530"/>
+          </w:tcPr>
+          <w:p>
+            <w:r>
+              <w:t>—</w:t>
+            </w:r>
+          </w:p>
+        </w:tc>
+      </w:tr>
+      <w:tr>
+        <w:tc>
+          <w:tcPr>
+            <w:tcW w:type="dxa" w:w="2530"/>
+          </w:tcPr>
+          <w:p>
+            <w:r>
+              <w:t>6</w:t>
+            </w:r>
+          </w:p>
+        </w:tc>
+        <w:tc>
+          <w:tcPr>
+            <w:tcW w:type="dxa" w:w="2530"/>
+          </w:tcPr>
+          <w:p>
+            <w:r>
+              <w:t>Support required</w:t>
+            </w:r>
+          </w:p>
+        </w:tc>
+        <w:tc>
+          <w:tcPr>
+            <w:tcW w:type="dxa" w:w="2530"/>
+          </w:tcPr>
+          <w:p>
+            <w:r>
+              <w:t>Checkbox</w:t>
+            </w:r>
+          </w:p>
+        </w:tc>
+        <w:tc>
+          <w:tcPr>
+            <w:tcW w:type="dxa" w:w="2530"/>
+          </w:tcPr>
+          <w:p>
+            <w:r>
+              <w:t>Voice / Simple language / Help / Training / Other</w:t>
+            </w:r>
+          </w:p>
+        </w:tc>
+      </w:tr>
+      <w:tr>
+        <w:tc>
+          <w:tcPr>
+            <w:tcW w:type="dxa" w:w="2530"/>
+          </w:tcPr>
+          <w:p>
+            <w:r>
+              <w:t>7</w:t>
+            </w:r>
+          </w:p>
+        </w:tc>
+        <w:tc>
+          <w:tcPr>
+            <w:tcW w:type="dxa" w:w="2530"/>
+          </w:tcPr>
+          <w:p>
+            <w:r>
+              <w:t>Features needed</w:t>
+            </w:r>
+          </w:p>
+        </w:tc>
+        <w:tc>
+          <w:tcPr>
+            <w:tcW w:type="dxa" w:w="2530"/>
+          </w:tcPr>
+          <w:p>
+            <w:r>
+              <w:t>Paragraph</w:t>
+            </w:r>
+          </w:p>
+        </w:tc>
+        <w:tc>
+          <w:tcPr>
+            <w:tcW w:type="dxa" w:w="2530"/>
+          </w:tcPr>
+          <w:p>
+            <w:r>
+              <w:t>—</w:t>
+            </w:r>
+          </w:p>
+        </w:tc>
+      </w:tr>
+      <w:tr>
+        <w:tc>
+          <w:tcPr>
+            <w:tcW w:type="dxa" w:w="2530"/>
+          </w:tcPr>
+          <w:p>
+            <w:r>
+              <w:t>8</w:t>
+            </w:r>
+          </w:p>
+        </w:tc>
+        <w:tc>
+          <w:tcPr>
+            <w:tcW w:type="dxa" w:w="2530"/>
+          </w:tcPr>
+          <w:p>
+            <w:r>
+              <w:t>Improves job chances</w:t>
+            </w:r>
+          </w:p>
+        </w:tc>
+        <w:tc>
+          <w:tcPr>
+            <w:tcW w:type="dxa" w:w="2530"/>
+          </w:tcPr>
+          <w:p>
+            <w:r>
+              <w:t>MCQ</w:t>
+            </w:r>
+          </w:p>
+        </w:tc>
+        <w:tc>
+          <w:tcPr>
+            <w:tcW w:type="dxa" w:w="2530"/>
+          </w:tcPr>
+          <w:p>
+            <w:r>
+              <w:t>Yes / Maybe / No</w:t>
+            </w:r>
+          </w:p>
+        </w:tc>
+      </w:tr>
+      <w:tr>
+        <w:tc>
+          <w:tcPr>
+            <w:tcW w:type="dxa" w:w="2530"/>
+          </w:tcPr>
+          <w:p>
+            <w:r>
+              <w:t>9</w:t>
+            </w:r>
+          </w:p>
+        </w:tc>
+        <w:tc>
+          <w:tcPr>
+            <w:tcW w:type="dxa" w:w="2530"/>
+          </w:tcPr>
+          <w:p>
+            <w:r>
+              <w:t>Willing to use platform</w:t>
+            </w:r>
+          </w:p>
+        </w:tc>
+        <w:tc>
+          <w:tcPr>
+            <w:tcW w:type="dxa" w:w="2530"/>
+          </w:tcPr>
+          <w:p>
+            <w:r>
+              <w:t>MCQ</w:t>
+            </w:r>
+          </w:p>
+        </w:tc>
+        <w:tc>
+          <w:tcPr>
+            <w:tcW w:type="dxa" w:w="2530"/>
+          </w:tcPr>
+          <w:p>
+            <w:r>
+              <w:t>Yes / Maybe / No</w:t>
+            </w:r>
+          </w:p>
+        </w:tc>
+      </w:tr>
+    </w:tbl>
     <w:sectPr>
       <w:footerReference w:type="first" r:id="rId9"/>
       <w:type w:val="continuous"/>
